--- a/src/Parchment.Tests/Docx/StringListTests.TopLevelEnumerableStringRendersAsBulletList.verified.docx
+++ b/src/Parchment.Tests/Docx/StringListTests.TopLevelEnumerableStringRendersAsBulletList.verified.docx
@@ -14,6 +14,7 @@
           <w:ilvl w:val="0"/>
           <w:numId w:val="1"/>
         </w:numPr>
+        <w:contextualSpacing/>
       </w:pPr>
       <w:r>
         <w:t xml:space="preserve">Author</w:t>
@@ -26,6 +27,7 @@
           <w:ilvl w:val="0"/>
           <w:numId w:val="1"/>
         </w:numPr>
+        <w:contextualSpacing/>
       </w:pPr>
       <w:r>
         <w:t xml:space="preserve">Mathematician</w:t>
@@ -38,6 +40,7 @@
           <w:ilvl w:val="0"/>
           <w:numId w:val="1"/>
         </w:numPr>
+        <w:contextualSpacing/>
       </w:pPr>
       <w:r>
         <w:t xml:space="preserve">Engineer</w:t>
@@ -67,7 +70,7 @@
   <abstractNum xmlns:p2="http://schemas.openxmlformats.org/wordprocessingml/2006/main" p2:abstractNumId="0">
     <p2:lvl p2:ilvl="0">
       <p2:numFmt p2:val="bullet"/>
-      <p2:lvlText p2:val="●"/>
+      <p2:lvlText p2:val=""/>
       <p2:lvlJc p2:val="left"/>
       <p2:pPr>
         <p2:ind p2:left="720" p2:hanging="360"/>
@@ -78,24 +81,24 @@
     </p2:lvl>
     <p2:lvl p2:ilvl="1">
       <p2:numFmt p2:val="bullet"/>
-      <p2:lvlText p2:val="○"/>
+      <p2:lvlText p2:val="o"/>
       <p2:lvlJc p2:val="left"/>
       <p2:pPr>
         <p2:ind p2:left="1080" p2:hanging="360"/>
       </p2:pPr>
       <p2:rPr>
-        <p2:rFonts p2:hint="default" p2:ascii="Symbol" p2:hAnsi="Symbol"/>
+        <p2:rFonts p2:hint="default" p2:ascii="Courier New" p2:hAnsi="Courier New"/>
       </p2:rPr>
     </p2:lvl>
     <p2:lvl p2:ilvl="2">
       <p2:numFmt p2:val="bullet"/>
-      <p2:lvlText p2:val="■"/>
+      <p2:lvlText p2:val=""/>
       <p2:lvlJc p2:val="left"/>
       <p2:pPr>
         <p2:ind p2:left="1440" p2:hanging="360"/>
       </p2:pPr>
       <p2:rPr>
-        <p2:rFonts p2:hint="default" p2:ascii="Symbol" p2:hAnsi="Symbol"/>
+        <p2:rFonts p2:hint="default" p2:ascii="Wingdings" p2:hAnsi="Wingdings"/>
       </p2:rPr>
     </p2:lvl>
   </abstractNum>

--- a/src/Parchment.Tests/Docx/StringListTests.TopLevelEnumerableStringRendersAsBulletList.verified.docx
+++ b/src/Parchment.Tests/Docx/StringListTests.TopLevelEnumerableStringRendersAsBulletList.verified.docx
@@ -73,7 +73,7 @@
       <p2:lvlText p2:val=""/>
       <p2:lvlJc p2:val="left"/>
       <p2:pPr>
-        <p2:ind p2:left="720" p2:hanging="360"/>
+        <p2:ind p2:left="480" p2:hanging="240"/>
       </p2:pPr>
       <p2:rPr>
         <p2:rFonts p2:hint="default" p2:ascii="Symbol" p2:hAnsi="Symbol"/>
@@ -84,7 +84,7 @@
       <p2:lvlText p2:val="o"/>
       <p2:lvlJc p2:val="left"/>
       <p2:pPr>
-        <p2:ind p2:left="1080" p2:hanging="360"/>
+        <p2:ind p2:left="960" p2:hanging="240"/>
       </p2:pPr>
       <p2:rPr>
         <p2:rFonts p2:hint="default" p2:ascii="Courier New" p2:hAnsi="Courier New"/>
@@ -95,7 +95,7 @@
       <p2:lvlText p2:val=""/>
       <p2:lvlJc p2:val="left"/>
       <p2:pPr>
-        <p2:ind p2:left="1440" p2:hanging="360"/>
+        <p2:ind p2:left="1440" p2:hanging="240"/>
       </p2:pPr>
       <p2:rPr>
         <p2:rFonts p2:hint="default" p2:ascii="Wingdings" p2:hAnsi="Wingdings"/>
